--- a/AI_Sign_Gesture_System/AI_Sign_Gesture_System/docs/Product Requirements Document.docx
+++ b/AI_Sign_Gesture_System/AI_Sign_Gesture_System/docs/Product Requirements Document.docx
@@ -6,46 +6,58 @@
       <w:pPr>
         <w:jc w:val="center"/>
         <w:rPr>
-          <w:b/>
-          <w:sz w:val="40"/>
-          <w:lang w:val="en-GB"/>
-        </w:rPr>
-      </w:pPr>
-      <w:r>
-        <w:rPr>
-          <w:b/>
-          <w:sz w:val="28"/>
-        </w:rPr>
-        <w:t>Product Requirements Document</w:t>
-      </w:r>
-      <w:r>
-        <w:rPr>
-          <w:b/>
-          <w:sz w:val="40"/>
-          <w:lang w:val="en-GB"/>
-        </w:rPr>
-        <w:t xml:space="preserve"> </w:t>
-      </w:r>
-      <w:r>
-        <w:rPr>
+          <w:rFonts w:ascii="Times New Roman" w:hAnsi="Times New Roman" w:cs="Times New Roman"/>
           <w:b/>
           <w:sz w:val="32"/>
+          <w:szCs w:val="32"/>
           <w:lang w:val="en-GB"/>
         </w:rPr>
-        <w:t>(</w:t>
-      </w:r>
-      <w:r>
-        <w:rPr>
+      </w:pPr>
+      <w:r>
+        <w:rPr>
+          <w:rFonts w:ascii="Times New Roman" w:hAnsi="Times New Roman" w:cs="Times New Roman"/>
           <w:b/>
           <w:sz w:val="32"/>
-          <w:lang w:val="en-GB"/>
-        </w:rPr>
-        <w:t>PRD</w:t>
-      </w:r>
-      <w:r>
-        <w:rPr>
+          <w:szCs w:val="32"/>
+        </w:rPr>
+        <w:t>Product Requirements Document</w:t>
+      </w:r>
+      <w:r>
+        <w:rPr>
+          <w:rFonts w:ascii="Times New Roman" w:hAnsi="Times New Roman" w:cs="Times New Roman"/>
           <w:b/>
           <w:sz w:val="32"/>
+          <w:szCs w:val="32"/>
+          <w:lang w:val="en-GB"/>
+        </w:rPr>
+        <w:t xml:space="preserve"> </w:t>
+      </w:r>
+      <w:r>
+        <w:rPr>
+          <w:rFonts w:ascii="Times New Roman" w:hAnsi="Times New Roman" w:cs="Times New Roman"/>
+          <w:b/>
+          <w:sz w:val="32"/>
+          <w:szCs w:val="32"/>
+          <w:lang w:val="en-GB"/>
+        </w:rPr>
+        <w:t>(</w:t>
+      </w:r>
+      <w:r>
+        <w:rPr>
+          <w:rFonts w:ascii="Times New Roman" w:hAnsi="Times New Roman" w:cs="Times New Roman"/>
+          <w:b/>
+          <w:sz w:val="32"/>
+          <w:szCs w:val="32"/>
+          <w:lang w:val="en-GB"/>
+        </w:rPr>
+        <w:t>PRD</w:t>
+      </w:r>
+      <w:r>
+        <w:rPr>
+          <w:rFonts w:ascii="Times New Roman" w:hAnsi="Times New Roman" w:cs="Times New Roman"/>
+          <w:b/>
+          <w:sz w:val="32"/>
+          <w:szCs w:val="32"/>
           <w:lang w:val="en-GB"/>
         </w:rPr>
         <w:t>)</w:t>
@@ -226,9 +238,8 @@
           <w:szCs w:val="24"/>
           <w:lang w:eastAsia="en-IN"/>
         </w:rPr>
-        <w:t>, and classifies gestures using a trained deep learning model built with TensorFlow/</w:t>
-      </w:r>
-      <w:proofErr w:type="spellStart"/>
+        <w:t>, and classifies gestures using a trained</w:t>
+      </w:r>
       <w:r>
         <w:rPr>
           <w:rFonts w:ascii="Times New Roman" w:eastAsia="Times New Roman" w:hAnsi="Times New Roman" w:cs="Times New Roman"/>
@@ -236,9 +247,8 @@
           <w:szCs w:val="24"/>
           <w:lang w:eastAsia="en-IN"/>
         </w:rPr>
-        <w:t>Keras</w:t>
-      </w:r>
-      <w:proofErr w:type="spellEnd"/>
+        <w:t xml:space="preserve"> Machine</w:t>
+      </w:r>
       <w:r>
         <w:rPr>
           <w:rFonts w:ascii="Times New Roman" w:eastAsia="Times New Roman" w:hAnsi="Times New Roman" w:cs="Times New Roman"/>
@@ -246,7 +256,27 @@
           <w:szCs w:val="24"/>
           <w:lang w:eastAsia="en-IN"/>
         </w:rPr>
-        <w:t>.</w:t>
+        <w:t xml:space="preserve"> learning model built with </w:t>
+      </w:r>
+      <w:proofErr w:type="spellStart"/>
+      <w:r>
+        <w:rPr>
+          <w:rFonts w:ascii="Times New Roman" w:eastAsia="Times New Roman" w:hAnsi="Times New Roman" w:cs="Times New Roman"/>
+          <w:sz w:val="24"/>
+          <w:szCs w:val="24"/>
+          <w:lang w:eastAsia="en-IN"/>
+        </w:rPr>
+        <w:t>Scikit</w:t>
+      </w:r>
+      <w:proofErr w:type="spellEnd"/>
+      <w:r>
+        <w:rPr>
+          <w:rFonts w:ascii="Times New Roman" w:eastAsia="Times New Roman" w:hAnsi="Times New Roman" w:cs="Times New Roman"/>
+          <w:sz w:val="24"/>
+          <w:szCs w:val="24"/>
+          <w:lang w:eastAsia="en-IN"/>
+        </w:rPr>
+        <w:t xml:space="preserve"> – learn.</w:t>
       </w:r>
     </w:p>
     <w:p>
@@ -620,12 +650,12 @@
         <w:pStyle w:val="Heading1"/>
         <w:jc w:val="center"/>
         <w:rPr>
+          <w:sz w:val="28"/>
+        </w:rPr>
+      </w:pPr>
+      <w:r>
+        <w:rPr>
           <w:sz w:val="32"/>
-        </w:rPr>
-      </w:pPr>
-      <w:r>
-        <w:rPr>
-          <w:sz w:val="36"/>
         </w:rPr>
         <w:t>Project Goals</w:t>
       </w:r>
@@ -1212,8 +1242,15 @@
     </w:p>
     <w:p>
       <w:pPr>
-        <w:spacing w:before="100" w:beforeAutospacing="1" w:after="100" w:afterAutospacing="1" w:line="360" w:lineRule="auto"/>
-        <w:jc w:val="both"/>
+        <w:pStyle w:val="Heading2"/>
+        <w:rPr>
+          <w:rFonts w:asciiTheme="minorHAnsi" w:eastAsiaTheme="minorHAnsi" w:hAnsiTheme="minorHAnsi" w:cstheme="minorBidi"/>
+          <w:b w:val="0"/>
+          <w:bCs w:val="0"/>
+          <w:sz w:val="22"/>
+          <w:szCs w:val="22"/>
+          <w:lang w:eastAsia="en-US"/>
+        </w:rPr>
       </w:pPr>
     </w:p>
     <w:p>
@@ -1221,13 +1258,11 @@
         <w:pStyle w:val="Heading2"/>
         <w:jc w:val="center"/>
         <w:rPr>
-          <w:rFonts w:asciiTheme="minorHAnsi" w:hAnsiTheme="minorHAnsi" w:cstheme="minorHAnsi"/>
           <w:sz w:val="32"/>
         </w:rPr>
       </w:pPr>
       <w:r>
         <w:rPr>
-          <w:rFonts w:asciiTheme="minorHAnsi" w:hAnsiTheme="minorHAnsi" w:cstheme="minorHAnsi"/>
           <w:sz w:val="32"/>
         </w:rPr>
         <w:t>Text-to-Speech</w:t>
@@ -1355,6 +1390,16 @@
     </w:p>
     <w:p>
       <w:pPr>
+        <w:spacing w:before="100" w:beforeAutospacing="1" w:after="100" w:afterAutospacing="1" w:line="240" w:lineRule="auto"/>
+        <w:rPr>
+          <w:rFonts w:ascii="Times New Roman" w:hAnsi="Times New Roman" w:cs="Times New Roman"/>
+          <w:sz w:val="28"/>
+          <w:szCs w:val="24"/>
+        </w:rPr>
+      </w:pPr>
+    </w:p>
+    <w:p>
+      <w:pPr>
         <w:pStyle w:val="Heading2"/>
         <w:jc w:val="center"/>
         <w:rPr>
@@ -1401,6 +1446,14 @@
         </w:rPr>
         <w:t>Allow users to control computer functions using gestures.</w:t>
       </w:r>
+    </w:p>
+    <w:p>
+      <w:pPr>
+        <w:pStyle w:val="isselectedend"/>
+        <w:rPr>
+          <w:sz w:val="28"/>
+        </w:rPr>
+      </w:pPr>
     </w:p>
     <w:p>
       <w:pPr>
@@ -1693,6 +1746,16 @@
           <w:sz w:val="28"/>
         </w:rPr>
       </w:pPr>
+    </w:p>
+    <w:p>
+      <w:pPr>
+        <w:pStyle w:val="Heading3"/>
+        <w:rPr>
+          <w:rFonts w:ascii="Times New Roman" w:hAnsi="Times New Roman" w:cs="Times New Roman"/>
+          <w:color w:val="auto"/>
+          <w:sz w:val="28"/>
+        </w:rPr>
+      </w:pPr>
       <w:r>
         <w:rPr>
           <w:rFonts w:ascii="Times New Roman" w:hAnsi="Times New Roman" w:cs="Times New Roman"/>
@@ -1708,7 +1771,7 @@
           <w:ilvl w:val="0"/>
           <w:numId w:val="11"/>
         </w:numPr>
-        <w:spacing w:before="100" w:beforeAutospacing="1" w:after="100" w:afterAutospacing="1" w:line="240" w:lineRule="auto"/>
+        <w:spacing w:after="0" w:line="240" w:lineRule="auto"/>
         <w:rPr>
           <w:rFonts w:ascii="Times New Roman" w:hAnsi="Times New Roman" w:cs="Times New Roman"/>
           <w:sz w:val="28"/>
@@ -1728,7 +1791,7 @@
           <w:ilvl w:val="0"/>
           <w:numId w:val="11"/>
         </w:numPr>
-        <w:spacing w:before="100" w:beforeAutospacing="1" w:after="100" w:afterAutospacing="1" w:line="240" w:lineRule="auto"/>
+        <w:spacing w:after="0" w:line="240" w:lineRule="auto"/>
         <w:rPr>
           <w:rFonts w:ascii="Times New Roman" w:hAnsi="Times New Roman" w:cs="Times New Roman"/>
           <w:sz w:val="28"/>
@@ -1748,7 +1811,7 @@
           <w:ilvl w:val="0"/>
           <w:numId w:val="11"/>
         </w:numPr>
-        <w:spacing w:before="100" w:beforeAutospacing="1" w:after="100" w:afterAutospacing="1" w:line="240" w:lineRule="auto"/>
+        <w:spacing w:after="0" w:line="240" w:lineRule="auto"/>
         <w:rPr>
           <w:rFonts w:ascii="Times New Roman" w:hAnsi="Times New Roman" w:cs="Times New Roman"/>
           <w:sz w:val="28"/>
@@ -1776,7 +1839,6 @@
     <w:p>
       <w:pPr>
         <w:spacing w:before="100" w:beforeAutospacing="1" w:after="100" w:afterAutospacing="1" w:line="360" w:lineRule="auto"/>
-        <w:jc w:val="center"/>
         <w:rPr>
           <w:rFonts w:ascii="Times New Roman" w:hAnsi="Times New Roman" w:cs="Times New Roman"/>
           <w:b/>
@@ -1794,30 +1856,6 @@
           <w:sz w:val="32"/>
         </w:rPr>
       </w:pPr>
-    </w:p>
-    <w:p>
-      <w:pPr>
-        <w:spacing w:before="100" w:beforeAutospacing="1" w:after="100" w:afterAutospacing="1" w:line="360" w:lineRule="auto"/>
-        <w:jc w:val="center"/>
-        <w:rPr>
-          <w:rFonts w:ascii="Times New Roman" w:hAnsi="Times New Roman" w:cs="Times New Roman"/>
-          <w:b/>
-          <w:sz w:val="32"/>
-        </w:rPr>
-      </w:pPr>
-    </w:p>
-    <w:p>
-      <w:pPr>
-        <w:spacing w:before="100" w:beforeAutospacing="1" w:after="100" w:afterAutospacing="1" w:line="360" w:lineRule="auto"/>
-        <w:jc w:val="center"/>
-        <w:rPr>
-          <w:rFonts w:ascii="Times New Roman" w:hAnsi="Times New Roman" w:cs="Times New Roman"/>
-          <w:b/>
-          <w:sz w:val="32"/>
-        </w:rPr>
-      </w:pPr>
-      <w:bookmarkStart w:id="0" w:name="_GoBack"/>
-      <w:bookmarkEnd w:id="0"/>
       <w:r>
         <w:rPr>
           <w:rFonts w:ascii="Times New Roman" w:hAnsi="Times New Roman" w:cs="Times New Roman"/>
@@ -1834,9 +1872,9 @@
         <w:tblLook w:val="04A0" w:firstRow="1" w:lastRow="0" w:firstColumn="1" w:lastColumn="0" w:noHBand="0" w:noVBand="1"/>
       </w:tblPr>
       <w:tblGrid>
-        <w:gridCol w:w="3080"/>
-        <w:gridCol w:w="3081"/>
-        <w:gridCol w:w="3081"/>
+        <w:gridCol w:w="2998"/>
+        <w:gridCol w:w="3001"/>
+        <w:gridCol w:w="3007"/>
       </w:tblGrid>
       <w:tr>
         <w:trPr>
@@ -2051,7 +2089,7 @@
               <w:tblLook w:val="04A0" w:firstRow="1" w:lastRow="0" w:firstColumn="1" w:lastColumn="0" w:noHBand="0" w:noVBand="1"/>
             </w:tblPr>
             <w:tblGrid>
-              <w:gridCol w:w="2865"/>
+              <w:gridCol w:w="2791"/>
             </w:tblGrid>
             <w:tr>
               <w:trPr>
@@ -2709,10 +2747,7 @@
               <w:jc w:val="center"/>
             </w:pPr>
             <w:r>
-              <w:t>SQLite</w:t>
-            </w:r>
-            <w:r>
-              <w:t xml:space="preserve"> </w:t>
+              <w:t xml:space="preserve">SQLite </w:t>
             </w:r>
           </w:p>
         </w:tc>
@@ -2946,8 +2981,21 @@
           <w:sz w:val="32"/>
         </w:rPr>
       </w:pPr>
-      <w:r>
-        <w:rPr>
+    </w:p>
+    <w:p>
+      <w:pPr>
+        <w:spacing w:before="100" w:beforeAutospacing="1" w:after="100" w:afterAutospacing="1" w:line="360" w:lineRule="auto"/>
+        <w:ind w:left="60"/>
+        <w:jc w:val="center"/>
+        <w:rPr>
+          <w:rFonts w:ascii="Times New Roman" w:hAnsi="Times New Roman" w:cs="Times New Roman"/>
+          <w:b/>
+          <w:sz w:val="32"/>
+        </w:rPr>
+      </w:pPr>
+      <w:r>
+        <w:rPr>
+          <w:rFonts w:ascii="Times New Roman" w:hAnsi="Times New Roman" w:cs="Times New Roman"/>
           <w:b/>
           <w:sz w:val="32"/>
         </w:rPr>
@@ -2978,17 +3026,19 @@
         <w:tblLook w:val="04A0" w:firstRow="1" w:lastRow="0" w:firstColumn="1" w:lastColumn="0" w:noHBand="0" w:noVBand="1"/>
       </w:tblPr>
       <w:tblGrid>
-        <w:gridCol w:w="4621"/>
-        <w:gridCol w:w="4621"/>
+        <w:gridCol w:w="4449"/>
+        <w:gridCol w:w="4437"/>
       </w:tblGrid>
       <w:tr>
         <w:trPr>
           <w:cnfStyle w:val="100000000000" w:firstRow="1" w:lastRow="0" w:firstColumn="0" w:lastColumn="0" w:oddVBand="0" w:evenVBand="0" w:oddHBand="0" w:evenHBand="0" w:firstRowFirstColumn="0" w:firstRowLastColumn="0" w:lastRowFirstColumn="0" w:lastRowLastColumn="0"/>
+          <w:trHeight w:val="583"/>
         </w:trPr>
         <w:tc>
           <w:tcPr>
             <w:cnfStyle w:val="001000000000" w:firstRow="0" w:lastRow="0" w:firstColumn="1" w:lastColumn="0" w:oddVBand="0" w:evenVBand="0" w:oddHBand="0" w:evenHBand="0" w:firstRowFirstColumn="0" w:firstRowLastColumn="0" w:lastRowFirstColumn="0" w:lastRowLastColumn="0"/>
-            <w:tcW w:w="4621" w:type="dxa"/>
+            <w:tcW w:w="4449" w:type="dxa"/>
+            <w:vAlign w:val="center"/>
           </w:tcPr>
           <w:p>
             <w:pPr>
@@ -3015,7 +3065,8 @@
         </w:tc>
         <w:tc>
           <w:tcPr>
-            <w:tcW w:w="4621" w:type="dxa"/>
+            <w:tcW w:w="4437" w:type="dxa"/>
+            <w:vAlign w:val="center"/>
           </w:tcPr>
           <w:p>
             <w:pPr>
@@ -3046,16 +3097,18 @@
       <w:tr>
         <w:trPr>
           <w:cnfStyle w:val="000000100000" w:firstRow="0" w:lastRow="0" w:firstColumn="0" w:lastColumn="0" w:oddVBand="0" w:evenVBand="0" w:oddHBand="1" w:evenHBand="0" w:firstRowFirstColumn="0" w:firstRowLastColumn="0" w:lastRowFirstColumn="0" w:lastRowLastColumn="0"/>
+          <w:trHeight w:val="906"/>
         </w:trPr>
         <w:tc>
           <w:tcPr>
             <w:cnfStyle w:val="001000000000" w:firstRow="0" w:lastRow="0" w:firstColumn="1" w:lastColumn="0" w:oddVBand="0" w:evenVBand="0" w:oddHBand="0" w:evenHBand="0" w:firstRowFirstColumn="0" w:firstRowLastColumn="0" w:lastRowFirstColumn="0" w:lastRowLastColumn="0"/>
-            <w:tcW w:w="4621" w:type="dxa"/>
+            <w:tcW w:w="4449" w:type="dxa"/>
+            <w:vAlign w:val="center"/>
           </w:tcPr>
           <w:p>
             <w:pPr>
               <w:spacing w:before="100" w:beforeAutospacing="1" w:after="100" w:afterAutospacing="1" w:line="360" w:lineRule="auto"/>
-              <w:jc w:val="both"/>
+              <w:jc w:val="center"/>
               <w:rPr>
                 <w:rFonts w:ascii="Times New Roman" w:eastAsia="Times New Roman" w:hAnsi="Times New Roman" w:cs="Times New Roman"/>
                 <w:b w:val="0"/>
@@ -3071,12 +3124,13 @@
         </w:tc>
         <w:tc>
           <w:tcPr>
-            <w:tcW w:w="4621" w:type="dxa"/>
+            <w:tcW w:w="4437" w:type="dxa"/>
+            <w:vAlign w:val="center"/>
           </w:tcPr>
           <w:p>
             <w:pPr>
               <w:spacing w:before="100" w:beforeAutospacing="1" w:after="100" w:afterAutospacing="1" w:line="360" w:lineRule="auto"/>
-              <w:jc w:val="both"/>
+              <w:jc w:val="center"/>
               <w:cnfStyle w:val="000000100000" w:firstRow="0" w:lastRow="0" w:firstColumn="0" w:lastColumn="0" w:oddVBand="0" w:evenVBand="0" w:oddHBand="1" w:evenHBand="0" w:firstRowFirstColumn="0" w:firstRowLastColumn="0" w:lastRowFirstColumn="0" w:lastRowLastColumn="0"/>
               <w:rPr>
                 <w:rFonts w:ascii="Times New Roman" w:eastAsia="Times New Roman" w:hAnsi="Times New Roman" w:cs="Times New Roman"/>
@@ -3095,11 +3149,13 @@
       <w:tr>
         <w:trPr>
           <w:cnfStyle w:val="000000010000" w:firstRow="0" w:lastRow="0" w:firstColumn="0" w:lastColumn="0" w:oddVBand="0" w:evenVBand="0" w:oddHBand="0" w:evenHBand="1" w:firstRowFirstColumn="0" w:firstRowLastColumn="0" w:lastRowFirstColumn="0" w:lastRowLastColumn="0"/>
+          <w:trHeight w:val="906"/>
         </w:trPr>
         <w:tc>
           <w:tcPr>
             <w:cnfStyle w:val="001000000000" w:firstRow="0" w:lastRow="0" w:firstColumn="1" w:lastColumn="0" w:oddVBand="0" w:evenVBand="0" w:oddHBand="0" w:evenHBand="0" w:firstRowFirstColumn="0" w:firstRowLastColumn="0" w:lastRowFirstColumn="0" w:lastRowLastColumn="0"/>
-            <w:tcW w:w="4621" w:type="dxa"/>
+            <w:tcW w:w="4449" w:type="dxa"/>
+            <w:vAlign w:val="center"/>
           </w:tcPr>
           <w:p>
             <w:pPr>
@@ -3107,7 +3163,7 @@
                 <w:tab w:val="left" w:pos="2895"/>
               </w:tabs>
               <w:spacing w:before="100" w:beforeAutospacing="1" w:after="100" w:afterAutospacing="1" w:line="360" w:lineRule="auto"/>
-              <w:jc w:val="both"/>
+              <w:jc w:val="center"/>
               <w:rPr>
                 <w:rFonts w:ascii="Times New Roman" w:eastAsia="Times New Roman" w:hAnsi="Times New Roman" w:cs="Times New Roman"/>
                 <w:b w:val="0"/>
@@ -3123,12 +3179,13 @@
         </w:tc>
         <w:tc>
           <w:tcPr>
-            <w:tcW w:w="4621" w:type="dxa"/>
+            <w:tcW w:w="4437" w:type="dxa"/>
+            <w:vAlign w:val="center"/>
           </w:tcPr>
           <w:p>
             <w:pPr>
               <w:spacing w:before="100" w:beforeAutospacing="1" w:after="100" w:afterAutospacing="1" w:line="360" w:lineRule="auto"/>
-              <w:jc w:val="both"/>
+              <w:jc w:val="center"/>
               <w:cnfStyle w:val="000000010000" w:firstRow="0" w:lastRow="0" w:firstColumn="0" w:lastColumn="0" w:oddVBand="0" w:evenVBand="0" w:oddHBand="0" w:evenHBand="1" w:firstRowFirstColumn="0" w:firstRowLastColumn="0" w:lastRowFirstColumn="0" w:lastRowLastColumn="0"/>
               <w:rPr>
                 <w:rFonts w:ascii="Times New Roman" w:eastAsia="Times New Roman" w:hAnsi="Times New Roman" w:cs="Times New Roman"/>
@@ -3147,16 +3204,18 @@
       <w:tr>
         <w:trPr>
           <w:cnfStyle w:val="000000100000" w:firstRow="0" w:lastRow="0" w:firstColumn="0" w:lastColumn="0" w:oddVBand="0" w:evenVBand="0" w:oddHBand="1" w:evenHBand="0" w:firstRowFirstColumn="0" w:firstRowLastColumn="0" w:lastRowFirstColumn="0" w:lastRowLastColumn="0"/>
+          <w:trHeight w:val="906"/>
         </w:trPr>
         <w:tc>
           <w:tcPr>
             <w:cnfStyle w:val="001000000000" w:firstRow="0" w:lastRow="0" w:firstColumn="1" w:lastColumn="0" w:oddVBand="0" w:evenVBand="0" w:oddHBand="0" w:evenHBand="0" w:firstRowFirstColumn="0" w:firstRowLastColumn="0" w:lastRowFirstColumn="0" w:lastRowLastColumn="0"/>
-            <w:tcW w:w="4621" w:type="dxa"/>
+            <w:tcW w:w="4449" w:type="dxa"/>
+            <w:vAlign w:val="center"/>
           </w:tcPr>
           <w:p>
             <w:pPr>
               <w:spacing w:before="100" w:beforeAutospacing="1" w:after="100" w:afterAutospacing="1" w:line="360" w:lineRule="auto"/>
-              <w:jc w:val="both"/>
+              <w:jc w:val="center"/>
               <w:rPr>
                 <w:rFonts w:ascii="Times New Roman" w:eastAsia="Times New Roman" w:hAnsi="Times New Roman" w:cs="Times New Roman"/>
                 <w:b w:val="0"/>
@@ -3172,12 +3231,13 @@
         </w:tc>
         <w:tc>
           <w:tcPr>
-            <w:tcW w:w="4621" w:type="dxa"/>
+            <w:tcW w:w="4437" w:type="dxa"/>
+            <w:vAlign w:val="center"/>
           </w:tcPr>
           <w:p>
             <w:pPr>
               <w:spacing w:before="100" w:beforeAutospacing="1" w:after="100" w:afterAutospacing="1" w:line="360" w:lineRule="auto"/>
-              <w:jc w:val="both"/>
+              <w:jc w:val="center"/>
               <w:cnfStyle w:val="000000100000" w:firstRow="0" w:lastRow="0" w:firstColumn="0" w:lastColumn="0" w:oddVBand="0" w:evenVBand="0" w:oddHBand="1" w:evenHBand="0" w:firstRowFirstColumn="0" w:firstRowLastColumn="0" w:lastRowFirstColumn="0" w:lastRowLastColumn="0"/>
               <w:rPr>
                 <w:rFonts w:ascii="Times New Roman" w:eastAsia="Times New Roman" w:hAnsi="Times New Roman" w:cs="Times New Roman"/>
@@ -3196,16 +3256,18 @@
       <w:tr>
         <w:trPr>
           <w:cnfStyle w:val="000000010000" w:firstRow="0" w:lastRow="0" w:firstColumn="0" w:lastColumn="0" w:oddVBand="0" w:evenVBand="0" w:oddHBand="0" w:evenHBand="1" w:firstRowFirstColumn="0" w:firstRowLastColumn="0" w:lastRowFirstColumn="0" w:lastRowLastColumn="0"/>
+          <w:trHeight w:val="976"/>
         </w:trPr>
         <w:tc>
           <w:tcPr>
             <w:cnfStyle w:val="001000000000" w:firstRow="0" w:lastRow="0" w:firstColumn="1" w:lastColumn="0" w:oddVBand="0" w:evenVBand="0" w:oddHBand="0" w:evenHBand="0" w:firstRowFirstColumn="0" w:firstRowLastColumn="0" w:lastRowFirstColumn="0" w:lastRowLastColumn="0"/>
-            <w:tcW w:w="4621" w:type="dxa"/>
+            <w:tcW w:w="4449" w:type="dxa"/>
+            <w:vAlign w:val="center"/>
           </w:tcPr>
           <w:p>
             <w:pPr>
               <w:spacing w:before="100" w:beforeAutospacing="1" w:after="100" w:afterAutospacing="1" w:line="360" w:lineRule="auto"/>
-              <w:jc w:val="both"/>
+              <w:jc w:val="center"/>
               <w:rPr>
                 <w:rFonts w:ascii="Times New Roman" w:eastAsia="Times New Roman" w:hAnsi="Times New Roman" w:cs="Times New Roman"/>
                 <w:b w:val="0"/>
@@ -3221,12 +3283,13 @@
         </w:tc>
         <w:tc>
           <w:tcPr>
-            <w:tcW w:w="4621" w:type="dxa"/>
+            <w:tcW w:w="4437" w:type="dxa"/>
+            <w:vAlign w:val="center"/>
           </w:tcPr>
           <w:p>
             <w:pPr>
               <w:spacing w:before="100" w:beforeAutospacing="1" w:after="100" w:afterAutospacing="1" w:line="360" w:lineRule="auto"/>
-              <w:jc w:val="both"/>
+              <w:jc w:val="center"/>
               <w:cnfStyle w:val="000000010000" w:firstRow="0" w:lastRow="0" w:firstColumn="0" w:lastColumn="0" w:oddVBand="0" w:evenVBand="0" w:oddHBand="0" w:evenHBand="1" w:firstRowFirstColumn="0" w:firstRowLastColumn="0" w:lastRowFirstColumn="0" w:lastRowLastColumn="0"/>
               <w:rPr>
                 <w:rFonts w:ascii="Times New Roman" w:eastAsia="Times New Roman" w:hAnsi="Times New Roman" w:cs="Times New Roman"/>
@@ -3245,16 +3308,18 @@
       <w:tr>
         <w:trPr>
           <w:cnfStyle w:val="000000100000" w:firstRow="0" w:lastRow="0" w:firstColumn="0" w:lastColumn="0" w:oddVBand="0" w:evenVBand="0" w:oddHBand="1" w:evenHBand="0" w:firstRowFirstColumn="0" w:firstRowLastColumn="0" w:lastRowFirstColumn="0" w:lastRowLastColumn="0"/>
+          <w:trHeight w:val="906"/>
         </w:trPr>
         <w:tc>
           <w:tcPr>
             <w:cnfStyle w:val="001000000000" w:firstRow="0" w:lastRow="0" w:firstColumn="1" w:lastColumn="0" w:oddVBand="0" w:evenVBand="0" w:oddHBand="0" w:evenHBand="0" w:firstRowFirstColumn="0" w:firstRowLastColumn="0" w:lastRowFirstColumn="0" w:lastRowLastColumn="0"/>
-            <w:tcW w:w="4621" w:type="dxa"/>
+            <w:tcW w:w="4449" w:type="dxa"/>
+            <w:vAlign w:val="center"/>
           </w:tcPr>
           <w:p>
             <w:pPr>
               <w:spacing w:before="100" w:beforeAutospacing="1" w:after="100" w:afterAutospacing="1" w:line="360" w:lineRule="auto"/>
-              <w:jc w:val="both"/>
+              <w:jc w:val="center"/>
               <w:rPr>
                 <w:rFonts w:ascii="Times New Roman" w:eastAsia="Times New Roman" w:hAnsi="Times New Roman" w:cs="Times New Roman"/>
                 <w:b w:val="0"/>
@@ -3270,7 +3335,8 @@
         </w:tc>
         <w:tc>
           <w:tcPr>
-            <w:tcW w:w="4621" w:type="dxa"/>
+            <w:tcW w:w="4437" w:type="dxa"/>
+            <w:vAlign w:val="center"/>
           </w:tcPr>
           <w:p>
             <w:pPr>
@@ -3278,7 +3344,7 @@
                 <w:tab w:val="left" w:pos="2970"/>
               </w:tabs>
               <w:spacing w:before="100" w:beforeAutospacing="1" w:after="100" w:afterAutospacing="1" w:line="360" w:lineRule="auto"/>
-              <w:jc w:val="both"/>
+              <w:jc w:val="center"/>
               <w:cnfStyle w:val="000000100000" w:firstRow="0" w:lastRow="0" w:firstColumn="0" w:lastColumn="0" w:oddVBand="0" w:evenVBand="0" w:oddHBand="1" w:evenHBand="0" w:firstRowFirstColumn="0" w:firstRowLastColumn="0" w:lastRowFirstColumn="0" w:lastRowLastColumn="0"/>
               <w:rPr>
                 <w:rFonts w:ascii="Times New Roman" w:eastAsia="Times New Roman" w:hAnsi="Times New Roman" w:cs="Times New Roman"/>
@@ -3297,16 +3363,18 @@
       <w:tr>
         <w:trPr>
           <w:cnfStyle w:val="000000010000" w:firstRow="0" w:lastRow="0" w:firstColumn="0" w:lastColumn="0" w:oddVBand="0" w:evenVBand="0" w:oddHBand="0" w:evenHBand="1" w:firstRowFirstColumn="0" w:firstRowLastColumn="0" w:lastRowFirstColumn="0" w:lastRowLastColumn="0"/>
+          <w:trHeight w:val="906"/>
         </w:trPr>
         <w:tc>
           <w:tcPr>
             <w:cnfStyle w:val="001000000000" w:firstRow="0" w:lastRow="0" w:firstColumn="1" w:lastColumn="0" w:oddVBand="0" w:evenVBand="0" w:oddHBand="0" w:evenHBand="0" w:firstRowFirstColumn="0" w:firstRowLastColumn="0" w:lastRowFirstColumn="0" w:lastRowLastColumn="0"/>
-            <w:tcW w:w="4621" w:type="dxa"/>
+            <w:tcW w:w="4449" w:type="dxa"/>
+            <w:vAlign w:val="center"/>
           </w:tcPr>
           <w:p>
             <w:pPr>
               <w:spacing w:before="100" w:beforeAutospacing="1" w:after="100" w:afterAutospacing="1" w:line="360" w:lineRule="auto"/>
-              <w:jc w:val="both"/>
+              <w:jc w:val="center"/>
               <w:rPr>
                 <w:rFonts w:ascii="Times New Roman" w:eastAsia="Times New Roman" w:hAnsi="Times New Roman" w:cs="Times New Roman"/>
                 <w:b w:val="0"/>
@@ -3322,12 +3390,13 @@
         </w:tc>
         <w:tc>
           <w:tcPr>
-            <w:tcW w:w="4621" w:type="dxa"/>
+            <w:tcW w:w="4437" w:type="dxa"/>
+            <w:vAlign w:val="center"/>
           </w:tcPr>
           <w:p>
             <w:pPr>
               <w:spacing w:before="100" w:beforeAutospacing="1" w:after="100" w:afterAutospacing="1" w:line="360" w:lineRule="auto"/>
-              <w:jc w:val="both"/>
+              <w:jc w:val="center"/>
               <w:cnfStyle w:val="000000010000" w:firstRow="0" w:lastRow="0" w:firstColumn="0" w:lastColumn="0" w:oddVBand="0" w:evenVBand="0" w:oddHBand="0" w:evenHBand="1" w:firstRowFirstColumn="0" w:firstRowLastColumn="0" w:lastRowFirstColumn="0" w:lastRowLastColumn="0"/>
               <w:rPr>
                 <w:rFonts w:ascii="Times New Roman" w:eastAsia="Times New Roman" w:hAnsi="Times New Roman" w:cs="Times New Roman"/>
@@ -3346,16 +3415,18 @@
       <w:tr>
         <w:trPr>
           <w:cnfStyle w:val="000000100000" w:firstRow="0" w:lastRow="0" w:firstColumn="0" w:lastColumn="0" w:oddVBand="0" w:evenVBand="0" w:oddHBand="1" w:evenHBand="0" w:firstRowFirstColumn="0" w:firstRowLastColumn="0" w:lastRowFirstColumn="0" w:lastRowLastColumn="0"/>
+          <w:trHeight w:val="906"/>
         </w:trPr>
         <w:tc>
           <w:tcPr>
             <w:cnfStyle w:val="001000000000" w:firstRow="0" w:lastRow="0" w:firstColumn="1" w:lastColumn="0" w:oddVBand="0" w:evenVBand="0" w:oddHBand="0" w:evenHBand="0" w:firstRowFirstColumn="0" w:firstRowLastColumn="0" w:lastRowFirstColumn="0" w:lastRowLastColumn="0"/>
-            <w:tcW w:w="4621" w:type="dxa"/>
+            <w:tcW w:w="4449" w:type="dxa"/>
+            <w:vAlign w:val="center"/>
           </w:tcPr>
           <w:p>
             <w:pPr>
               <w:spacing w:before="100" w:beforeAutospacing="1" w:after="100" w:afterAutospacing="1" w:line="360" w:lineRule="auto"/>
-              <w:jc w:val="both"/>
+              <w:jc w:val="center"/>
               <w:rPr>
                 <w:rFonts w:ascii="Times New Roman" w:eastAsia="Times New Roman" w:hAnsi="Times New Roman" w:cs="Times New Roman"/>
                 <w:b w:val="0"/>
@@ -3371,12 +3442,13 @@
         </w:tc>
         <w:tc>
           <w:tcPr>
-            <w:tcW w:w="4621" w:type="dxa"/>
+            <w:tcW w:w="4437" w:type="dxa"/>
+            <w:vAlign w:val="center"/>
           </w:tcPr>
           <w:p>
             <w:pPr>
               <w:spacing w:before="100" w:beforeAutospacing="1" w:after="100" w:afterAutospacing="1" w:line="360" w:lineRule="auto"/>
-              <w:jc w:val="both"/>
+              <w:jc w:val="center"/>
               <w:cnfStyle w:val="000000100000" w:firstRow="0" w:lastRow="0" w:firstColumn="0" w:lastColumn="0" w:oddVBand="0" w:evenVBand="0" w:oddHBand="1" w:evenHBand="0" w:firstRowFirstColumn="0" w:firstRowLastColumn="0" w:lastRowFirstColumn="0" w:lastRowLastColumn="0"/>
               <w:rPr>
                 <w:rFonts w:ascii="Times New Roman" w:eastAsia="Times New Roman" w:hAnsi="Times New Roman" w:cs="Times New Roman"/>
@@ -3395,16 +3467,18 @@
       <w:tr>
         <w:trPr>
           <w:cnfStyle w:val="000000010000" w:firstRow="0" w:lastRow="0" w:firstColumn="0" w:lastColumn="0" w:oddVBand="0" w:evenVBand="0" w:oddHBand="0" w:evenHBand="1" w:firstRowFirstColumn="0" w:firstRowLastColumn="0" w:lastRowFirstColumn="0" w:lastRowLastColumn="0"/>
+          <w:trHeight w:val="906"/>
         </w:trPr>
         <w:tc>
           <w:tcPr>
             <w:cnfStyle w:val="001000000000" w:firstRow="0" w:lastRow="0" w:firstColumn="1" w:lastColumn="0" w:oddVBand="0" w:evenVBand="0" w:oddHBand="0" w:evenHBand="0" w:firstRowFirstColumn="0" w:firstRowLastColumn="0" w:lastRowFirstColumn="0" w:lastRowLastColumn="0"/>
-            <w:tcW w:w="4621" w:type="dxa"/>
+            <w:tcW w:w="4449" w:type="dxa"/>
+            <w:vAlign w:val="center"/>
           </w:tcPr>
           <w:p>
             <w:pPr>
               <w:spacing w:before="100" w:beforeAutospacing="1" w:after="100" w:afterAutospacing="1" w:line="360" w:lineRule="auto"/>
-              <w:jc w:val="both"/>
+              <w:jc w:val="center"/>
               <w:rPr>
                 <w:rFonts w:ascii="Times New Roman" w:eastAsia="Times New Roman" w:hAnsi="Times New Roman" w:cs="Times New Roman"/>
                 <w:b w:val="0"/>
@@ -3420,12 +3494,13 @@
         </w:tc>
         <w:tc>
           <w:tcPr>
-            <w:tcW w:w="4621" w:type="dxa"/>
+            <w:tcW w:w="4437" w:type="dxa"/>
+            <w:vAlign w:val="center"/>
           </w:tcPr>
           <w:p>
             <w:pPr>
               <w:spacing w:before="100" w:beforeAutospacing="1" w:after="100" w:afterAutospacing="1" w:line="360" w:lineRule="auto"/>
-              <w:jc w:val="both"/>
+              <w:jc w:val="center"/>
               <w:cnfStyle w:val="000000010000" w:firstRow="0" w:lastRow="0" w:firstColumn="0" w:lastColumn="0" w:oddVBand="0" w:evenVBand="0" w:oddHBand="0" w:evenHBand="1" w:firstRowFirstColumn="0" w:firstRowLastColumn="0" w:lastRowFirstColumn="0" w:lastRowLastColumn="0"/>
               <w:rPr>
                 <w:rFonts w:ascii="Times New Roman" w:eastAsia="Times New Roman" w:hAnsi="Times New Roman" w:cs="Times New Roman"/>
@@ -3485,7 +3560,6 @@
     <w:p>
       <w:pPr>
         <w:spacing w:before="100" w:beforeAutospacing="1" w:after="100" w:afterAutospacing="1" w:line="360" w:lineRule="auto"/>
-        <w:ind w:left="60"/>
         <w:jc w:val="both"/>
         <w:rPr>
           <w:rFonts w:ascii="Times New Roman" w:eastAsia="Times New Roman" w:hAnsi="Times New Roman" w:cs="Times New Roman"/>
@@ -3498,7 +3572,6 @@
     <w:p>
       <w:pPr>
         <w:spacing w:before="100" w:beforeAutospacing="1" w:after="100" w:afterAutospacing="1" w:line="360" w:lineRule="auto"/>
-        <w:ind w:left="60"/>
         <w:jc w:val="both"/>
         <w:rPr>
           <w:rFonts w:ascii="Times New Roman" w:eastAsia="Times New Roman" w:hAnsi="Times New Roman" w:cs="Times New Roman"/>
@@ -3507,95 +3580,21 @@
           <w:lang w:eastAsia="en-IN"/>
         </w:rPr>
       </w:pPr>
-    </w:p>
-    <w:p>
-      <w:pPr>
-        <w:spacing w:before="100" w:beforeAutospacing="1" w:after="100" w:afterAutospacing="1" w:line="360" w:lineRule="auto"/>
-        <w:ind w:left="60"/>
-        <w:jc w:val="both"/>
-        <w:rPr>
-          <w:rFonts w:ascii="Times New Roman" w:eastAsia="Times New Roman" w:hAnsi="Times New Roman" w:cs="Times New Roman"/>
-          <w:sz w:val="24"/>
-          <w:szCs w:val="24"/>
-          <w:lang w:eastAsia="en-IN"/>
-        </w:rPr>
-      </w:pPr>
-    </w:p>
-    <w:p>
-      <w:pPr>
-        <w:spacing w:before="100" w:beforeAutospacing="1" w:after="100" w:afterAutospacing="1" w:line="360" w:lineRule="auto"/>
-        <w:ind w:left="60"/>
-        <w:jc w:val="both"/>
-        <w:rPr>
-          <w:rFonts w:ascii="Times New Roman" w:eastAsia="Times New Roman" w:hAnsi="Times New Roman" w:cs="Times New Roman"/>
-          <w:sz w:val="24"/>
-          <w:szCs w:val="24"/>
-          <w:lang w:eastAsia="en-IN"/>
-        </w:rPr>
-      </w:pPr>
-    </w:p>
-    <w:p>
-      <w:pPr>
-        <w:spacing w:before="100" w:beforeAutospacing="1" w:after="100" w:afterAutospacing="1" w:line="360" w:lineRule="auto"/>
-        <w:ind w:left="60"/>
-        <w:jc w:val="both"/>
-        <w:rPr>
-          <w:rFonts w:ascii="Times New Roman" w:eastAsia="Times New Roman" w:hAnsi="Times New Roman" w:cs="Times New Roman"/>
-          <w:sz w:val="24"/>
-          <w:szCs w:val="24"/>
-          <w:lang w:eastAsia="en-IN"/>
-        </w:rPr>
-      </w:pPr>
-    </w:p>
-    <w:p>
-      <w:pPr>
-        <w:spacing w:before="100" w:beforeAutospacing="1" w:after="100" w:afterAutospacing="1" w:line="360" w:lineRule="auto"/>
-        <w:ind w:left="60"/>
-        <w:jc w:val="both"/>
-        <w:rPr>
-          <w:rFonts w:ascii="Times New Roman" w:eastAsia="Times New Roman" w:hAnsi="Times New Roman" w:cs="Times New Roman"/>
-          <w:sz w:val="24"/>
-          <w:szCs w:val="24"/>
-          <w:lang w:eastAsia="en-IN"/>
-        </w:rPr>
-      </w:pPr>
-    </w:p>
-    <w:p>
-      <w:pPr>
-        <w:spacing w:before="100" w:beforeAutospacing="1" w:after="100" w:afterAutospacing="1" w:line="360" w:lineRule="auto"/>
-        <w:ind w:left="60"/>
-        <w:jc w:val="both"/>
-        <w:rPr>
-          <w:rFonts w:ascii="Times New Roman" w:eastAsia="Times New Roman" w:hAnsi="Times New Roman" w:cs="Times New Roman"/>
-          <w:sz w:val="24"/>
-          <w:szCs w:val="24"/>
-          <w:lang w:eastAsia="en-IN"/>
-        </w:rPr>
-      </w:pPr>
-    </w:p>
-    <w:p>
-      <w:pPr>
-        <w:spacing w:before="100" w:beforeAutospacing="1" w:after="100" w:afterAutospacing="1" w:line="360" w:lineRule="auto"/>
-        <w:ind w:left="60"/>
-        <w:jc w:val="both"/>
-        <w:rPr>
-          <w:rFonts w:ascii="Times New Roman" w:eastAsia="Times New Roman" w:hAnsi="Times New Roman" w:cs="Times New Roman"/>
-          <w:sz w:val="24"/>
-          <w:szCs w:val="24"/>
-          <w:lang w:eastAsia="en-IN"/>
-        </w:rPr>
-      </w:pPr>
+      <w:bookmarkStart w:id="0" w:name="_GoBack"/>
+      <w:bookmarkEnd w:id="0"/>
     </w:p>
     <w:p>
       <w:pPr>
         <w:jc w:val="center"/>
         <w:rPr>
+          <w:rFonts w:ascii="Times New Roman" w:hAnsi="Times New Roman" w:cs="Times New Roman"/>
           <w:b/>
           <w:sz w:val="32"/>
         </w:rPr>
       </w:pPr>
       <w:r>
         <w:rPr>
+          <w:rFonts w:ascii="Times New Roman" w:hAnsi="Times New Roman" w:cs="Times New Roman"/>
           <w:b/>
           <w:sz w:val="32"/>
         </w:rPr>
@@ -3719,13 +3718,11 @@
         <w:pStyle w:val="Heading1"/>
         <w:jc w:val="center"/>
         <w:rPr>
-          <w:rFonts w:asciiTheme="minorHAnsi" w:hAnsiTheme="minorHAnsi" w:cstheme="minorHAnsi"/>
           <w:sz w:val="32"/>
         </w:rPr>
       </w:pPr>
       <w:r>
         <w:rPr>
-          <w:rFonts w:asciiTheme="minorHAnsi" w:hAnsiTheme="minorHAnsi" w:cstheme="minorHAnsi"/>
           <w:sz w:val="32"/>
         </w:rPr>
         <w:t>Team Structure</w:t>
@@ -5976,7 +5973,7 @@
     <w:lsdException w:name="Table Web 2" w:semiHidden="1" w:unhideWhenUsed="1"/>
     <w:lsdException w:name="Table Web 3" w:semiHidden="1" w:unhideWhenUsed="1"/>
     <w:lsdException w:name="Balloon Text" w:semiHidden="1" w:unhideWhenUsed="1"/>
-    <w:lsdException w:name="Table Grid" w:semiHidden="1" w:uiPriority="59" w:unhideWhenUsed="1"/>
+    <w:lsdException w:name="Table Grid" w:uiPriority="59"/>
     <w:lsdException w:name="Table Theme" w:semiHidden="1" w:unhideWhenUsed="1"/>
     <w:lsdException w:name="Placeholder Text" w:semiHidden="1"/>
     <w:lsdException w:name="No Spacing" w:uiPriority="1" w:qFormat="1"/>
